--- a/companies/calderwood-partners/Engagements/Brown and Sons/Meeting Minutes 2009-12-18 - Brown and Sons.docx
+++ b/companies/calderwood-partners/Engagements/Brown and Sons/Meeting Minutes 2009-12-18 - Brown and Sons.docx
@@ -7,12 +7,12 @@
         <w:pStyle w:val="Heading1"/>
       </w:pPr>
       <w:r>
-        <w:t>Meeting Minutes: Cost Transformation for Brown and Sons</w:t>
+        <w:t>Working Session: Cost Transformation for Brown and Sons</w:t>
       </w:r>
     </w:p>
     <w:p>
       <w:r>
-        <w:t>Prepared by Deborah Gordon, Associate, Calderwood Partners. The working session was held at the client's offices. These minutes are the record of that session. Corrections are due to this office within five business days. Absent corrections, they stand.</w:t>
+        <w:t>These are the minutes of the working session we held with the client on the cost transformation, recorded by Deborah Gordon. I have kept them to what we discussed and what each of us agreed to carry forward, and where a figure was still being reconciled in the room I have marked it as such rather than let it read as settled.</w:t>
       </w:r>
     </w:p>
     <w:p>
@@ -20,7 +20,7 @@
         <w:pStyle w:val="Heading2"/>
       </w:pPr>
       <w:r>
-        <w:t>Present</w:t>
+        <w:t>In attendance</w:t>
       </w:r>
     </w:p>
     <w:p>
@@ -28,7 +28,7 @@
         <w:pStyle w:val="ListBullet"/>
       </w:pPr>
       <w:r>
-        <w:t>Michael Walker, Engagement Manager, Calderwood Partners</w:t>
+        <w:t>Michael Walker, Engagement Manager</w:t>
       </w:r>
     </w:p>
     <w:p>
@@ -36,7 +36,7 @@
         <w:pStyle w:val="ListBullet"/>
       </w:pPr>
       <w:r>
-        <w:t>James Green, Senior Associate, Calderwood Partners</w:t>
+        <w:t>James Green, Senior Associate</w:t>
       </w:r>
     </w:p>
     <w:p>
@@ -44,7 +44,7 @@
         <w:pStyle w:val="ListBullet"/>
       </w:pPr>
       <w:r>
-        <w:t>Deborah Gordon, Associate, Calderwood Partners</w:t>
+        <w:t>Deborah Gordon, Associate</w:t>
       </w:r>
     </w:p>
     <w:p>
@@ -56,8 +56,16 @@
       </w:r>
     </w:p>
     <w:p>
+      <w:pPr>
+        <w:pStyle w:val="Heading2"/>
+      </w:pPr>
       <w:r>
-        <w:t>The savings case is now firm enough to take to leadership. The session for Brown and Sons reviewed the validated numbers, fixed the shape of the phased plan, and set the tasks that close out the analysis. The client raised one point on phase-two staffing that the plan will now address before the read-out. This note records the discussion, the decisions, and the follow-up owners.</w:t>
+        <w:t>The savings picture as it stands</w:t>
+      </w:r>
+    </w:p>
+    <w:p>
+      <w:r>
+        <w:t>We opened on the near-final view of the savings, and the picture has firmed up considerably since we last sat down together. James Green took the group through the model, and across the three largest cost pools the opportunities now carry a value and a difficulty rating that both sides have had the chance to test; Sandra Frazier pushed hardest on the largest of the three, and after walking the assumptions we agreed the number there holds. The one figure I have left open is the site-level saving for the smaller of the two facilities, which still rests on the partial data pull and which I will not call final until the remainder arrives.</w:t>
       </w:r>
     </w:p>
     <w:p>
@@ -65,47 +73,12 @@
         <w:pStyle w:val="Heading2"/>
       </w:pPr>
       <w:r>
-        <w:t>Discussion</w:t>
+        <w:t>Benchmarks and the one open reconciliation</w:t>
       </w:r>
     </w:p>
     <w:p>
       <w:r>
-        <w:t>The action items from the last session are closed. The contract review, the site-data gaps, and the draft business case are all done. The session opened on the substance.</w:t>
-      </w:r>
-    </w:p>
-    <w:p>
-      <w:r>
-        <w:t>James Green presented the vendor-consolidation figure. It was tested against the top vendor contracts since the last session. The tested number held within a narrow band of the earlier estimate. It is firm enough to carry into the business case.</w:t>
-      </w:r>
-    </w:p>
-    <w:p>
-      <w:r>
-        <w:t>The cost-data gaps at the two smaller sites are closed. The site controllers supplied the missing detail. The savings attributed to those sites are no longer provisional.</w:t>
-      </w:r>
-    </w:p>
-    <w:p>
-      <w:r>
-        <w:t>The overhead analysis is complete. The excess sits in duplicated support roles across the sites, not in pay levels. The phase-two design consolidates those roles into shared support functions. The headcount effect was reviewed. It falls inside the range set at kickoff.</w:t>
-      </w:r>
-    </w:p>
-    <w:p>
-      <w:r>
-        <w:t>Deborah Gordon presented the phased plan. Phase one takes the procurement moves. Phase two takes the structural overhead changes. Each phase carries a savings figure and a stated demand on client staff. Sandra Frazier confirmed the lower-risk sequence is acceptable to leadership.</w:t>
-      </w:r>
-    </w:p>
-    <w:p>
-      <w:r>
-        <w:t>Sandra Frazier raised the phase-two staffing. The consolidation of support roles touches people at the two smaller sites. She asked that the plan name the affected roles before it goes to leadership, not after. The team agreed. The role-level detail is handled under the confidentiality convention set at kickoff and stays out of the deck.</w:t>
-      </w:r>
-    </w:p>
-    <w:p>
-      <w:r>
-        <w:t>One item is open. The phase-two start depends on a client decision on shared services that sits above this engagement. Sandra Frazier will carry that decision to leadership alongside the read-out. Until it is made, the phase-two start is indicative only.</w:t>
-      </w:r>
-    </w:p>
-    <w:p>
-      <w:r>
-        <w:t>Michael Walker set the remaining schedule. The read-out materials were outlined. They will present the baseline, the validated savings by pool, the phased plan, and the effort each phase requires. The deck stays short. Supporting detail goes to an appendix the client keeps. No open item blocks the read-out itself.</w:t>
+        <w:t>On the benchmarking, we walked through the comparison for each pool and where the client sits against it, and Sandra Frazier asked us to add one further comparator for the procurement pool so that the range does not rest on two sources alone. We agreed that this is a reasonable ask and that it does not change the direction of the finding, only the confidence we can put on its edges; everything else in the benchmark set is now closed.</w:t>
       </w:r>
     </w:p>
     <w:p>
@@ -113,31 +86,12 @@
         <w:pStyle w:val="Heading2"/>
       </w:pPr>
       <w:r>
-        <w:t>Decisions</w:t>
+        <w:t>Sequencing the initiatives</w:t>
       </w:r>
     </w:p>
     <w:p>
-      <w:pPr>
-        <w:pStyle w:val="ListBullet"/>
-      </w:pPr>
       <w:r>
-        <w:t>The vendor-consolidation figure is accepted as firm.</w:t>
-      </w:r>
-    </w:p>
-    <w:p>
-      <w:pPr>
-        <w:pStyle w:val="ListBullet"/>
-      </w:pPr>
-      <w:r>
-        <w:t>The phased plan proceeds on the lower-risk sequence, procurement first.</w:t>
-      </w:r>
-    </w:p>
-    <w:p>
-      <w:pPr>
-        <w:pStyle w:val="ListBullet"/>
-      </w:pPr>
-      <w:r>
-        <w:t>The two-site savings are treated as final.</w:t>
+        <w:t>Much of our time went to the order in which the initiatives should be taken, since we are close enough to the final recommendations that the sequence now matters as much as the list itself. We grouped the opportunities into those the client can begin on its own account and those that need a decision from the top first, and Sandra Frazier asked that the early group be ones her team can show a result from quickly, so that the effort has visible support behind it before the harder changes begin. Michael Walker agreed to reflect that grouping in the roadmap that goes into the final material.</w:t>
       </w:r>
     </w:p>
     <w:p>
@@ -145,7 +99,20 @@
         <w:pStyle w:val="Heading2"/>
       </w:pPr>
       <w:r>
-        <w:t>Follow-up</w:t>
+        <w:t>The shape of the final material</w:t>
+      </w:r>
+    </w:p>
+    <w:p>
+      <w:r>
+        <w:t>We closed the substance of the session on the deliverable itself, which we are now near enough to begin drafting in earnest. We agreed it will lead with the savings by pool and the sequenced roadmap, carry the benchmark evidence in support behind each number, and set out plainly which savings the client can act on at once and which wait on a decision; Sandra Frazier asked that the document be one she can put in front of her own leadership without translation, and we took that as the standard to write to.</w:t>
+      </w:r>
+    </w:p>
+    <w:p>
+      <w:pPr>
+        <w:pStyle w:val="Heading2"/>
+      </w:pPr>
+      <w:r>
+        <w:t>What each of us is carrying forward</w:t>
       </w:r>
     </w:p>
     <w:tbl>
@@ -155,28 +122,14 @@
         <w:tblLook w:firstColumn="1" w:firstRow="1" w:lastColumn="0" w:lastRow="0" w:noHBand="0" w:noVBand="1" w:val="04A0"/>
       </w:tblPr>
       <w:tblGrid>
-        <w:gridCol w:w="2160"/>
-        <w:gridCol w:w="2160"/>
-        <w:gridCol w:w="2160"/>
-        <w:gridCol w:w="2160"/>
+        <w:gridCol w:w="2880"/>
+        <w:gridCol w:w="2880"/>
+        <w:gridCol w:w="2880"/>
       </w:tblGrid>
       <w:tr>
         <w:tc>
           <w:tcPr>
-            <w:tcW w:type="dxa" w:w="2160"/>
-          </w:tcPr>
-          <w:p>
-            <w:r>
-              <w:rPr>
-                <w:b/>
-              </w:rPr>
-              <w:t>No.</w:t>
-            </w:r>
-          </w:p>
-        </w:tc>
-        <w:tc>
-          <w:tcPr>
-            <w:tcW w:type="dxa" w:w="2160"/>
+            <w:tcW w:type="dxa" w:w="2880"/>
           </w:tcPr>
           <w:p>
             <w:r>
@@ -189,7 +142,7 @@
         </w:tc>
         <w:tc>
           <w:tcPr>
-            <w:tcW w:type="dxa" w:w="2160"/>
+            <w:tcW w:type="dxa" w:w="2880"/>
           </w:tcPr>
           <w:p>
             <w:r>
@@ -202,14 +155,14 @@
         </w:tc>
         <w:tc>
           <w:tcPr>
-            <w:tcW w:type="dxa" w:w="2160"/>
+            <w:tcW w:type="dxa" w:w="2880"/>
           </w:tcPr>
           <w:p>
             <w:r>
               <w:rPr>
                 <w:b/>
               </w:rPr>
-              <w:t>Due</w:t>
+              <w:t>By</w:t>
             </w:r>
           </w:p>
         </w:tc>
@@ -217,27 +170,17 @@
       <w:tr>
         <w:tc>
           <w:tcPr>
-            <w:tcW w:type="dxa" w:w="2160"/>
+            <w:tcW w:type="dxa" w:w="2880"/>
           </w:tcPr>
           <w:p>
             <w:r>
-              <w:t>1</w:t>
+              <w:t>Add a third procurement comparator and close the benchmark range</w:t>
             </w:r>
           </w:p>
         </w:tc>
         <w:tc>
           <w:tcPr>
-            <w:tcW w:type="dxa" w:w="2160"/>
-          </w:tcPr>
-          <w:p>
-            <w:r>
-              <w:t>Finalize the phased business case for the read-out</w:t>
-            </w:r>
-          </w:p>
-        </w:tc>
-        <w:tc>
-          <w:tcPr>
-            <w:tcW w:type="dxa" w:w="2160"/>
+            <w:tcW w:type="dxa" w:w="2880"/>
           </w:tcPr>
           <w:p>
             <w:r>
@@ -247,11 +190,11 @@
         </w:tc>
         <w:tc>
           <w:tcPr>
-            <w:tcW w:type="dxa" w:w="2160"/>
+            <w:tcW w:type="dxa" w:w="2880"/>
           </w:tcPr>
           <w:p>
             <w:r>
-              <w:t>Before read-out</w:t>
+              <w:t>End of the week</w:t>
             </w:r>
           </w:p>
         </w:tc>
@@ -259,27 +202,49 @@
       <w:tr>
         <w:tc>
           <w:tcPr>
-            <w:tcW w:type="dxa" w:w="2160"/>
+            <w:tcW w:type="dxa" w:w="2880"/>
           </w:tcPr>
           <w:p>
             <w:r>
-              <w:t>2</w:t>
+              <w:t>Fold the agreed sequence into the initiative roadmap</w:t>
             </w:r>
           </w:p>
         </w:tc>
         <w:tc>
           <w:tcPr>
-            <w:tcW w:type="dxa" w:w="2160"/>
+            <w:tcW w:type="dxa" w:w="2880"/>
           </w:tcPr>
           <w:p>
             <w:r>
-              <w:t>Prepare the phase-one implementation roadmap</w:t>
+              <w:t>Michael Walker</w:t>
             </w:r>
           </w:p>
         </w:tc>
         <w:tc>
           <w:tcPr>
-            <w:tcW w:type="dxa" w:w="2160"/>
+            <w:tcW w:type="dxa" w:w="2880"/>
+          </w:tcPr>
+          <w:p>
+            <w:r>
+              <w:t>Next working session</w:t>
+            </w:r>
+          </w:p>
+        </w:tc>
+      </w:tr>
+      <w:tr>
+        <w:tc>
+          <w:tcPr>
+            <w:tcW w:type="dxa" w:w="2880"/>
+          </w:tcPr>
+          <w:p>
+            <w:r>
+              <w:t>Finalize the site saving once the outstanding data pull lands</w:t>
+            </w:r>
+          </w:p>
+        </w:tc>
+        <w:tc>
+          <w:tcPr>
+            <w:tcW w:type="dxa" w:w="2880"/>
           </w:tcPr>
           <w:p>
             <w:r>
@@ -289,11 +254,11 @@
         </w:tc>
         <w:tc>
           <w:tcPr>
-            <w:tcW w:type="dxa" w:w="2160"/>
+            <w:tcW w:type="dxa" w:w="2880"/>
           </w:tcPr>
           <w:p>
             <w:r>
-              <w:t>One week</w:t>
+              <w:t>On receipt of the data</w:t>
             </w:r>
           </w:p>
         </w:tc>
@@ -301,69 +266,17 @@
       <w:tr>
         <w:tc>
           <w:tcPr>
-            <w:tcW w:type="dxa" w:w="2160"/>
+            <w:tcW w:type="dxa" w:w="2880"/>
           </w:tcPr>
           <w:p>
             <w:r>
-              <w:t>3</w:t>
+              <w:t>Send the remaining site-level cost file for the second facility</w:t>
             </w:r>
           </w:p>
         </w:tc>
         <w:tc>
           <w:tcPr>
-            <w:tcW w:type="dxa" w:w="2160"/>
-          </w:tcPr>
-          <w:p>
-            <w:r>
-              <w:t>Confirm read-out date and attendees with Brown and Sons</w:t>
-            </w:r>
-          </w:p>
-        </w:tc>
-        <w:tc>
-          <w:tcPr>
-            <w:tcW w:type="dxa" w:w="2160"/>
-          </w:tcPr>
-          <w:p>
-            <w:r>
-              <w:t>Michael Walker</w:t>
-            </w:r>
-          </w:p>
-        </w:tc>
-        <w:tc>
-          <w:tcPr>
-            <w:tcW w:type="dxa" w:w="2160"/>
-          </w:tcPr>
-          <w:p>
-            <w:r>
-              <w:t>This week</w:t>
-            </w:r>
-          </w:p>
-        </w:tc>
-      </w:tr>
-      <w:tr>
-        <w:tc>
-          <w:tcPr>
-            <w:tcW w:type="dxa" w:w="2160"/>
-          </w:tcPr>
-          <w:p>
-            <w:r>
-              <w:t>4</w:t>
-            </w:r>
-          </w:p>
-        </w:tc>
-        <w:tc>
-          <w:tcPr>
-            <w:tcW w:type="dxa" w:w="2160"/>
-          </w:tcPr>
-          <w:p>
-            <w:r>
-              <w:t>Provide phase-one procurement contacts on the client side</w:t>
-            </w:r>
-          </w:p>
-        </w:tc>
-        <w:tc>
-          <w:tcPr>
-            <w:tcW w:type="dxa" w:w="2160"/>
+            <w:tcW w:type="dxa" w:w="2880"/>
           </w:tcPr>
           <w:p>
             <w:r>
@@ -373,95 +286,11 @@
         </w:tc>
         <w:tc>
           <w:tcPr>
-            <w:tcW w:type="dxa" w:w="2160"/>
+            <w:tcW w:type="dxa" w:w="2880"/>
           </w:tcPr>
           <w:p>
             <w:r>
-              <w:t>One week</w:t>
-            </w:r>
-          </w:p>
-        </w:tc>
-      </w:tr>
-      <w:tr>
-        <w:tc>
-          <w:tcPr>
-            <w:tcW w:type="dxa" w:w="2160"/>
-          </w:tcPr>
-          <w:p>
-            <w:r>
-              <w:t>5</w:t>
-            </w:r>
-          </w:p>
-        </w:tc>
-        <w:tc>
-          <w:tcPr>
-            <w:tcW w:type="dxa" w:w="2160"/>
-          </w:tcPr>
-          <w:p>
-            <w:r>
-              <w:t>Take the shared-services decision to leadership</w:t>
-            </w:r>
-          </w:p>
-        </w:tc>
-        <w:tc>
-          <w:tcPr>
-            <w:tcW w:type="dxa" w:w="2160"/>
-          </w:tcPr>
-          <w:p>
-            <w:r>
-              <w:t>Sandra Frazier</w:t>
-            </w:r>
-          </w:p>
-        </w:tc>
-        <w:tc>
-          <w:tcPr>
-            <w:tcW w:type="dxa" w:w="2160"/>
-          </w:tcPr>
-          <w:p>
-            <w:r>
-              <w:t>Before read-out</w:t>
-            </w:r>
-          </w:p>
-        </w:tc>
-      </w:tr>
-      <w:tr>
-        <w:tc>
-          <w:tcPr>
-            <w:tcW w:type="dxa" w:w="2160"/>
-          </w:tcPr>
-          <w:p>
-            <w:r>
-              <w:t>6</w:t>
-            </w:r>
-          </w:p>
-        </w:tc>
-        <w:tc>
-          <w:tcPr>
-            <w:tcW w:type="dxa" w:w="2160"/>
-          </w:tcPr>
-          <w:p>
-            <w:r>
-              <w:t>Name the phase-two roles affected in the plan</w:t>
-            </w:r>
-          </w:p>
-        </w:tc>
-        <w:tc>
-          <w:tcPr>
-            <w:tcW w:type="dxa" w:w="2160"/>
-          </w:tcPr>
-          <w:p>
-            <w:r>
-              <w:t>Deborah Gordon</w:t>
-            </w:r>
-          </w:p>
-        </w:tc>
-        <w:tc>
-          <w:tcPr>
-            <w:tcW w:type="dxa" w:w="2160"/>
-          </w:tcPr>
-          <w:p>
-            <w:r>
-              <w:t>Before read-out</w:t>
+              <w:t>As soon as the migration allows</w:t>
             </w:r>
           </w:p>
         </w:tc>
@@ -469,7 +298,7 @@
     </w:tbl>
     <w:p>
       <w:r>
-        <w:t>Next session is the final read-out to leadership. The business case and roadmap circulate beforehand. Corrections to these minutes are due within five business days.</w:t>
+        <w:t>Our next step is the third procurement comparator, which I will have in hand by the end of the week; once it is closed we can hold the recommendations steady and turn the whole of our attention to assembling the final material.</w:t>
       </w:r>
     </w:p>
     <w:sectPr>
